--- a/Kapak_5.docx
+++ b/Kapak_5.docx
@@ -87,7 +87,55 @@
                 <w:sz w:val="16"/>
                 <w:szCs w:val="16"/>
               </w:rPr>
-              <w:t>ODTÜ-BİLTİR Merkezi Ortadoğu Teknik Üniversitesi 06800 Ankara / TÜRKİYE</w:t>
+              <w:t xml:space="preserve">ODTÜ-BİLTİR </w:t>
+            </w:r>
+            <w:proofErr w:type="spellStart"/>
+            <w:r>
+              <w:rPr>
+                <w:sz w:val="16"/>
+                <w:szCs w:val="16"/>
+              </w:rPr>
+              <w:t>Merkezi</w:t>
+            </w:r>
+            <w:proofErr w:type="spellEnd"/>
+            <w:r>
+              <w:rPr>
+                <w:sz w:val="16"/>
+                <w:szCs w:val="16"/>
+              </w:rPr>
+              <w:t xml:space="preserve"> </w:t>
+            </w:r>
+            <w:proofErr w:type="spellStart"/>
+            <w:r>
+              <w:rPr>
+                <w:sz w:val="16"/>
+                <w:szCs w:val="16"/>
+              </w:rPr>
+              <w:t>Ortadoğu</w:t>
+            </w:r>
+            <w:proofErr w:type="spellEnd"/>
+            <w:r>
+              <w:rPr>
+                <w:sz w:val="16"/>
+                <w:szCs w:val="16"/>
+              </w:rPr>
+              <w:t xml:space="preserve"> Teknik </w:t>
+            </w:r>
+            <w:proofErr w:type="spellStart"/>
+            <w:r>
+              <w:rPr>
+                <w:sz w:val="16"/>
+                <w:szCs w:val="16"/>
+              </w:rPr>
+              <w:t>Üniversitesi</w:t>
+            </w:r>
+            <w:proofErr w:type="spellEnd"/>
+            <w:r>
+              <w:rPr>
+                <w:sz w:val="16"/>
+                <w:szCs w:val="16"/>
+              </w:rPr>
+              <w:t xml:space="preserve"> 06800 Ankara / TÜRKİYE</w:t>
             </w:r>
           </w:p>
         </w:tc>
@@ -112,7 +160,21 @@
               <w:rPr>
                 <w:sz w:val="16"/>
               </w:rPr>
-              <w:t xml:space="preserve">Tel: 0312 210 72 01     e-posta: </w:t>
+              <w:t>Tel: 0312 210 72 01     e-</w:t>
+            </w:r>
+            <w:proofErr w:type="spellStart"/>
+            <w:r>
+              <w:rPr>
+                <w:sz w:val="16"/>
+              </w:rPr>
+              <w:t>posta</w:t>
+            </w:r>
+            <w:proofErr w:type="spellEnd"/>
+            <w:r>
+              <w:rPr>
+                <w:sz w:val="16"/>
+              </w:rPr>
+              <w:t xml:space="preserve">: </w:t>
             </w:r>
             <w:hyperlink r:id="rId8" w:history="1">
               <w:r>
@@ -621,7 +683,87 @@
                 <w:sz w:val="16"/>
                 <w:szCs w:val="16"/>
               </w:rPr>
-              <w:t>Diniz Adient Oto Donanım San. ve Tic A.Ş Minareliçavuş Bursa OSB Mah. Sarı Cad. No:39 16220 Nilüfer, Bursa Türkiye</w:t>
+              <w:t xml:space="preserve">Diniz Adient Oto </w:t>
+            </w:r>
+            <w:proofErr w:type="spellStart"/>
+            <w:r>
+              <w:rPr>
+                <w:bCs/>
+                <w:iCs/>
+                <w:sz w:val="16"/>
+                <w:szCs w:val="16"/>
+              </w:rPr>
+              <w:t>Donanım</w:t>
+            </w:r>
+            <w:proofErr w:type="spellEnd"/>
+            <w:r>
+              <w:rPr>
+                <w:bCs/>
+                <w:iCs/>
+                <w:sz w:val="16"/>
+                <w:szCs w:val="16"/>
+              </w:rPr>
+              <w:t xml:space="preserve"> San. </w:t>
+            </w:r>
+            <w:proofErr w:type="spellStart"/>
+            <w:r>
+              <w:rPr>
+                <w:bCs/>
+                <w:iCs/>
+                <w:sz w:val="16"/>
+                <w:szCs w:val="16"/>
+              </w:rPr>
+              <w:t>ve</w:t>
+            </w:r>
+            <w:proofErr w:type="spellEnd"/>
+            <w:r>
+              <w:rPr>
+                <w:bCs/>
+                <w:iCs/>
+                <w:sz w:val="16"/>
+                <w:szCs w:val="16"/>
+              </w:rPr>
+              <w:t xml:space="preserve"> Tic A.Ş </w:t>
+            </w:r>
+            <w:proofErr w:type="spellStart"/>
+            <w:r>
+              <w:rPr>
+                <w:bCs/>
+                <w:iCs/>
+                <w:sz w:val="16"/>
+                <w:szCs w:val="16"/>
+              </w:rPr>
+              <w:t>Minareliçavuş</w:t>
+            </w:r>
+            <w:proofErr w:type="spellEnd"/>
+            <w:r>
+              <w:rPr>
+                <w:bCs/>
+                <w:iCs/>
+                <w:sz w:val="16"/>
+                <w:szCs w:val="16"/>
+              </w:rPr>
+              <w:t xml:space="preserve"> Bursa OSB Mah. </w:t>
+            </w:r>
+            <w:proofErr w:type="spellStart"/>
+            <w:r>
+              <w:rPr>
+                <w:bCs/>
+                <w:iCs/>
+                <w:sz w:val="16"/>
+                <w:szCs w:val="16"/>
+              </w:rPr>
+              <w:t>Sarı</w:t>
+            </w:r>
+            <w:proofErr w:type="spellEnd"/>
+            <w:r>
+              <w:rPr>
+                <w:bCs/>
+                <w:iCs/>
+                <w:sz w:val="16"/>
+                <w:szCs w:val="16"/>
+              </w:rPr>
+              <w:t xml:space="preserve"> Cad. No:39 16220 Nilüfer, Bursa Türkiye</w:t>
             </w:r>
           </w:p>
           <w:p>
@@ -939,7 +1081,7 @@
       </w:tblGrid>
       <w:tr>
         <w:trPr>
-          <w:trHeight w:val="3955"/>
+          <w:trHeight w:val="4318"/>
         </w:trPr>
         <w:tc>
           <w:tcPr>
@@ -984,7 +1126,7 @@
               <w:tblLook w:val="0000" w:firstRow="0" w:lastRow="0" w:firstColumn="0" w:lastColumn="0" w:noHBand="0" w:noVBand="0"/>
             </w:tblPr>
             <w:tblGrid>
-              <w:gridCol w:w="3950"/>
+              <w:gridCol w:w="3721"/>
               <w:gridCol w:w="1436"/>
               <w:gridCol w:w="1436"/>
               <w:gridCol w:w="1436"/>
@@ -993,11 +1135,11 @@
             </w:tblGrid>
             <w:tr>
               <w:trPr>
-                <w:trHeight w:val="279"/>
+                <w:trHeight w:val="223"/>
               </w:trPr>
               <w:tc>
                 <w:tcPr>
-                  <w:tcW w:w="5369" w:type="dxa"/>
+                  <w:tcW w:w="3721" w:type="dxa"/>
                 </w:tcPr>
                 <w:p>
                   <w:pPr>
@@ -1010,7 +1152,7 @@
               </w:tc>
               <w:tc>
                 <w:tcPr>
-                  <w:tcW w:w="1365" w:type="dxa"/>
+                  <w:tcW w:w="1391" w:type="dxa"/>
                 </w:tcPr>
                 <w:p>
                   <w:pPr>
@@ -1033,7 +1175,7 @@
               </w:tc>
               <w:tc>
                 <w:tcPr>
-                  <w:tcW w:w="1099" w:type="dxa"/>
+                  <w:tcW w:w="1391" w:type="dxa"/>
                 </w:tcPr>
                 <w:p>
                   <w:pPr>
@@ -1065,7 +1207,7 @@
               </w:tc>
               <w:tc>
                 <w:tcPr>
-                  <w:tcW w:w="1099" w:type="dxa"/>
+                  <w:tcW w:w="1391" w:type="dxa"/>
                 </w:tcPr>
                 <w:p>
                   <w:pPr>
@@ -1085,7 +1227,7 @@
               </w:tc>
               <w:tc>
                 <w:tcPr>
-                  <w:tcW w:w="1099" w:type="dxa"/>
+                  <w:tcW w:w="1391" w:type="dxa"/>
                 </w:tcPr>
                 <w:p>
                   <w:pPr>
@@ -1117,7 +1259,7 @@
               </w:tc>
               <w:tc>
                 <w:tcPr>
-                  <w:tcW w:w="1099" w:type="dxa"/>
+                  <w:tcW w:w="1391" w:type="dxa"/>
                 </w:tcPr>
                 <w:p>
                   <w:pPr>
@@ -1150,11 +1292,11 @@
             </w:tr>
             <w:tr>
               <w:trPr>
-                <w:trHeight w:val="279"/>
+                <w:trHeight w:val="223"/>
               </w:trPr>
               <w:tc>
                 <w:tcPr>
-                  <w:tcW w:w="5369" w:type="dxa"/>
+                  <w:tcW w:w="3721" w:type="dxa"/>
                 </w:tcPr>
                 <w:p>
                   <w:pPr>
@@ -1167,7 +1309,7 @@
               </w:tc>
               <w:tc>
                 <w:tcPr>
-                  <w:tcW w:w="1365" w:type="dxa"/>
+                  <w:tcW w:w="1391" w:type="dxa"/>
                 </w:tcPr>
                 <w:p>
                   <w:pPr>
@@ -1178,7 +1320,7 @@
               </w:tc>
               <w:tc>
                 <w:tcPr>
-                  <w:tcW w:w="1099" w:type="dxa"/>
+                  <w:tcW w:w="1391" w:type="dxa"/>
                 </w:tcPr>
                 <w:p>
                   <w:pPr>
@@ -1189,7 +1331,7 @@
               </w:tc>
               <w:tc>
                 <w:tcPr>
-                  <w:tcW w:w="1099" w:type="dxa"/>
+                  <w:tcW w:w="1391" w:type="dxa"/>
                 </w:tcPr>
                 <w:p>
                   <w:pPr>
@@ -1200,7 +1342,7 @@
               </w:tc>
               <w:tc>
                 <w:tcPr>
-                  <w:tcW w:w="1099" w:type="dxa"/>
+                  <w:tcW w:w="1391" w:type="dxa"/>
                 </w:tcPr>
                 <w:p>
                   <w:pPr>
@@ -1211,7 +1353,7 @@
               </w:tc>
               <w:tc>
                 <w:tcPr>
-                  <w:tcW w:w="1099" w:type="dxa"/>
+                  <w:tcW w:w="1391" w:type="dxa"/>
                 </w:tcPr>
                 <w:p>
                   <w:pPr>
@@ -1223,11 +1365,11 @@
             </w:tr>
             <w:tr>
               <w:trPr>
-                <w:trHeight w:val="279"/>
+                <w:trHeight w:val="223"/>
               </w:trPr>
               <w:tc>
                 <w:tcPr>
-                  <w:tcW w:w="5369" w:type="dxa"/>
+                  <w:tcW w:w="3721" w:type="dxa"/>
                 </w:tcPr>
                 <w:p>
                   <w:pPr>
@@ -1240,7 +1382,7 @@
               </w:tc>
               <w:tc>
                 <w:tcPr>
-                  <w:tcW w:w="1365" w:type="dxa"/>
+                  <w:tcW w:w="1391" w:type="dxa"/>
                 </w:tcPr>
                 <w:p>
                   <w:pPr>
@@ -1251,7 +1393,7 @@
               </w:tc>
               <w:tc>
                 <w:tcPr>
-                  <w:tcW w:w="1099" w:type="dxa"/>
+                  <w:tcW w:w="1391" w:type="dxa"/>
                 </w:tcPr>
                 <w:p>
                   <w:pPr>
@@ -1262,7 +1404,7 @@
               </w:tc>
               <w:tc>
                 <w:tcPr>
-                  <w:tcW w:w="1099" w:type="dxa"/>
+                  <w:tcW w:w="1391" w:type="dxa"/>
                 </w:tcPr>
                 <w:p>
                   <w:pPr>
@@ -1273,7 +1415,7 @@
               </w:tc>
               <w:tc>
                 <w:tcPr>
-                  <w:tcW w:w="1099" w:type="dxa"/>
+                  <w:tcW w:w="1391" w:type="dxa"/>
                 </w:tcPr>
                 <w:p>
                   <w:pPr>
@@ -1284,7 +1426,7 @@
               </w:tc>
               <w:tc>
                 <w:tcPr>
-                  <w:tcW w:w="1099" w:type="dxa"/>
+                  <w:tcW w:w="1391" w:type="dxa"/>
                 </w:tcPr>
                 <w:p>
                   <w:pPr>
@@ -1296,11 +1438,11 @@
             </w:tr>
             <w:tr>
               <w:trPr>
-                <w:trHeight w:val="279"/>
+                <w:trHeight w:val="223"/>
               </w:trPr>
               <w:tc>
                 <w:tcPr>
-                  <w:tcW w:w="5369" w:type="dxa"/>
+                  <w:tcW w:w="3721" w:type="dxa"/>
                 </w:tcPr>
                 <w:p>
                   <w:pPr>
@@ -1313,7 +1455,7 @@
               </w:tc>
               <w:tc>
                 <w:tcPr>
-                  <w:tcW w:w="1365" w:type="dxa"/>
+                  <w:tcW w:w="1391" w:type="dxa"/>
                 </w:tcPr>
                 <w:p>
                   <w:pPr>
@@ -1328,7 +1470,7 @@
               </w:tc>
               <w:tc>
                 <w:tcPr>
-                  <w:tcW w:w="1099" w:type="dxa"/>
+                  <w:tcW w:w="1391" w:type="dxa"/>
                 </w:tcPr>
                 <w:p>
                   <w:pPr>
@@ -1343,7 +1485,7 @@
               </w:tc>
               <w:tc>
                 <w:tcPr>
-                  <w:tcW w:w="1099" w:type="dxa"/>
+                  <w:tcW w:w="1391" w:type="dxa"/>
                 </w:tcPr>
                 <w:p>
                   <w:pPr>
@@ -1358,7 +1500,7 @@
               </w:tc>
               <w:tc>
                 <w:tcPr>
-                  <w:tcW w:w="1099" w:type="dxa"/>
+                  <w:tcW w:w="1391" w:type="dxa"/>
                 </w:tcPr>
                 <w:p>
                   <w:pPr>
@@ -1373,7 +1515,7 @@
               </w:tc>
               <w:tc>
                 <w:tcPr>
-                  <w:tcW w:w="1099" w:type="dxa"/>
+                  <w:tcW w:w="1391" w:type="dxa"/>
                 </w:tcPr>
                 <w:p>
                   <w:pPr>
@@ -1389,11 +1531,11 @@
             </w:tr>
             <w:tr>
               <w:trPr>
-                <w:trHeight w:val="279"/>
+                <w:trHeight w:val="223"/>
               </w:trPr>
               <w:tc>
                 <w:tcPr>
-                  <w:tcW w:w="5369" w:type="dxa"/>
+                  <w:tcW w:w="3721" w:type="dxa"/>
                 </w:tcPr>
                 <w:p>
                   <w:pPr>
@@ -1406,7 +1548,7 @@
               </w:tc>
               <w:tc>
                 <w:tcPr>
-                  <w:tcW w:w="1365" w:type="dxa"/>
+                  <w:tcW w:w="1391" w:type="dxa"/>
                   <w:shd w:val="clear" w:color="auto" w:fill="00B0F0"/>
                 </w:tcPr>
                 <w:p>
@@ -1418,7 +1560,7 @@
               </w:tc>
               <w:tc>
                 <w:tcPr>
-                  <w:tcW w:w="1099" w:type="dxa"/>
+                  <w:tcW w:w="1391" w:type="dxa"/>
                 </w:tcPr>
                 <w:p>
                   <w:pPr>
@@ -1429,7 +1571,7 @@
               </w:tc>
               <w:tc>
                 <w:tcPr>
-                  <w:tcW w:w="1099" w:type="dxa"/>
+                  <w:tcW w:w="1391" w:type="dxa"/>
                 </w:tcPr>
                 <w:p>
                   <w:pPr>
@@ -1440,7 +1582,7 @@
               </w:tc>
               <w:tc>
                 <w:tcPr>
-                  <w:tcW w:w="1099" w:type="dxa"/>
+                  <w:tcW w:w="1391" w:type="dxa"/>
                 </w:tcPr>
                 <w:p>
                   <w:pPr>
@@ -1451,7 +1593,7 @@
               </w:tc>
               <w:tc>
                 <w:tcPr>
-                  <w:tcW w:w="1099" w:type="dxa"/>
+                  <w:tcW w:w="1391" w:type="dxa"/>
                 </w:tcPr>
                 <w:p>
                   <w:pPr>
@@ -1498,25 +1640,6 @@
           <w:p>
             <w:pPr>
               <w:spacing w:line="276" w:lineRule="auto"/>
-              <w:rPr>
-                <w:b/>
-                <w:bCs/>
-              </w:rPr>
-            </w:pPr>
-          </w:p>
-          <w:p>
-            <w:pPr>
-              <w:spacing w:line="276" w:lineRule="auto"/>
-              <w:ind w:left="-5"/>
-              <w:rPr>
-                <w:b/>
-                <w:bCs/>
-              </w:rPr>
-            </w:pPr>
-          </w:p>
-          <w:p>
-            <w:pPr>
-              <w:spacing w:line="276" w:lineRule="auto"/>
               <w:ind w:left="-5"/>
               <w:rPr>
                 <w:b/>
@@ -1632,12 +1755,21 @@
               </w:rPr>
               <w:t xml:space="preserve">Following: </w:t>
             </w:r>
+            <w:proofErr w:type="spellStart"/>
             <w:r>
               <w:rPr>
                 <w:rFonts w:cs="Calibri"/>
                 <w:highlight w:val="yellow"/>
               </w:rPr>
-              <w:t xml:space="preserve">Appendix_W_Technical_Requirements </w:t>
+              <w:t>Appendix_W_Technical_Requirements</w:t>
+            </w:r>
+            <w:proofErr w:type="spellEnd"/>
+            <w:r>
+              <w:rPr>
+                <w:rFonts w:cs="Calibri"/>
+                <w:highlight w:val="yellow"/>
+              </w:rPr>
+              <w:t xml:space="preserve"> </w:t>
             </w:r>
           </w:p>
         </w:tc>
@@ -1826,12 +1958,21 @@
               </w:rPr>
               <w:t xml:space="preserve"> </w:t>
             </w:r>
+            <w:proofErr w:type="spellStart"/>
             <w:r>
               <w:rPr>
                 <w:rFonts w:cs="Calibri"/>
                 <w:highlight w:val="yellow"/>
               </w:rPr>
-              <w:t xml:space="preserve">Appendix_W_Technical_Requirements </w:t>
+              <w:t>Appendix_W_Technical_Requirements</w:t>
+            </w:r>
+            <w:proofErr w:type="spellEnd"/>
+            <w:r>
+              <w:rPr>
+                <w:rFonts w:cs="Calibri"/>
+                <w:highlight w:val="yellow"/>
+              </w:rPr>
+              <w:t xml:space="preserve"> </w:t>
             </w:r>
             <w:r>
               <w:rPr>
@@ -1920,7 +2061,31 @@
               <w:t xml:space="preserve">Test location: </w:t>
             </w:r>
             <w:r>
-              <w:t>ODTÜ-BİLTİR Merkezi Ortadoğu Teknik Üniversitesi 06800 Ankara / TÜRKİYE</w:t>
+              <w:t xml:space="preserve">ODTÜ-BİLTİR </w:t>
+            </w:r>
+            <w:proofErr w:type="spellStart"/>
+            <w:r>
+              <w:t>Merkezi</w:t>
+            </w:r>
+            <w:proofErr w:type="spellEnd"/>
+            <w:r>
+              <w:t xml:space="preserve"> </w:t>
+            </w:r>
+            <w:proofErr w:type="spellStart"/>
+            <w:r>
+              <w:t>Ortadoğu</w:t>
+            </w:r>
+            <w:proofErr w:type="spellEnd"/>
+            <w:r>
+              <w:t xml:space="preserve"> Teknik </w:t>
+            </w:r>
+            <w:proofErr w:type="spellStart"/>
+            <w:r>
+              <w:t>Üniversitesi</w:t>
+            </w:r>
+            <w:proofErr w:type="spellEnd"/>
+            <w:r>
+              <w:t xml:space="preserve"> 06800 Ankara / TÜRKİYE</w:t>
             </w:r>
           </w:p>
         </w:tc>
@@ -2109,8 +2274,17 @@
                 <w:sz w:val="24"/>
                 <w:szCs w:val="24"/>
               </w:rPr>
-              <w:t>Şahin Barutcu</w:t>
-            </w:r>
+              <w:t xml:space="preserve">Şahin </w:t>
+            </w:r>
+            <w:proofErr w:type="spellStart"/>
+            <w:r>
+              <w:rPr>
+                <w:sz w:val="24"/>
+                <w:szCs w:val="24"/>
+              </w:rPr>
+              <w:t>Barutcu</w:t>
+            </w:r>
+            <w:proofErr w:type="spellEnd"/>
           </w:p>
         </w:tc>
         <w:tc>
@@ -2215,20 +2389,6 @@
         </w:tc>
       </w:tr>
     </w:tbl>
-    <w:p>
-      <w:pPr>
-        <w:pStyle w:val="TOCHeading"/>
-        <w:spacing w:line="360" w:lineRule="auto"/>
-        <w:rPr>
-          <w:rFonts w:ascii="Times New Roman" w:hAnsi="Times New Roman"/>
-          <w:b/>
-          <w:bCs/>
-          <w:color w:val="auto"/>
-          <w:sz w:val="28"/>
-          <w:szCs w:val="28"/>
-        </w:rPr>
-      </w:pPr>
-    </w:p>
     <w:p>
       <w:pPr>
         <w:pStyle w:val="TOCHeading"/>
@@ -3560,7 +3720,25 @@
         <w:sz w:val="16"/>
         <w:szCs w:val="18"/>
       </w:rPr>
-      <w:t>This report shall not be reproducted other than in full except with the permission of the laboratory. Testing reports without signature and seal are not valid. The results given in this test report are valid solely for the tested specimen which is described in the first page.</w:t>
+      <w:t xml:space="preserve">This report shall not be </w:t>
+    </w:r>
+    <w:proofErr w:type="spellStart"/>
+    <w:r>
+      <w:rPr>
+        <w:i/>
+        <w:sz w:val="16"/>
+        <w:szCs w:val="18"/>
+      </w:rPr>
+      <w:t>reproducted</w:t>
+    </w:r>
+    <w:proofErr w:type="spellEnd"/>
+    <w:r>
+      <w:rPr>
+        <w:i/>
+        <w:sz w:val="16"/>
+        <w:szCs w:val="18"/>
+      </w:rPr>
+      <w:t xml:space="preserve"> other than in full except with the permission of the laboratory. Testing reports without signature and seal are not valid. The results given in this test report are valid solely for the tested specimen which is described in the first page.</w:t>
     </w:r>
   </w:p>
   <w:p>
@@ -8606,6 +8784,7 @@
   <w:style w:type="character" w:default="1" w:styleId="DefaultParagraphFont">
     <w:name w:val="Default Paragraph Font"/>
     <w:uiPriority w:val="1"/>
+    <w:semiHidden/>
     <w:unhideWhenUsed/>
   </w:style>
   <w:style w:type="table" w:default="1" w:styleId="TableNormal">
